--- a/pcd_automation/processos/PCD_2026_000345678_001_Ricardo_Nunes_Pereira_2026-03-09/07_relatorio_encarregado.docx
+++ b/pcd_automation/processos/PCD_2026_000345678_001_Ricardo_Nunes_Pereira_2026-03-09/07_relatorio_encarregado.docx
@@ -785,37 +785,35 @@
           <w:szCs w:val="24"/>
           <w:rtl w:val="0"/>
         </w:rPr>
-        <w:t xml:space="preserve">8</w:t>
-      </w:r>
-      <w:r>
-        <w:rPr>
-          <w:rFonts w:ascii="Rawline" w:cs="Rawline" w:eastAsia="Rawline" w:hAnsi="Rawline"/>
-          <w:color w:val="000000"/>
-          <w:sz w:val="24"/>
-          <w:szCs w:val="24"/>
-          <w:rtl w:val="0"/>
-        </w:rPr>
-        <w:t xml:space="preserve">h</w:t>
-      </w:r>
-      <w:r>
-        <w:rPr>
-          <w:rFonts w:ascii="Rawline" w:cs="Rawline" w:eastAsia="Rawline" w:hAnsi="Rawline"/>
-          <w:color w:val="000000"/>
-          <w:sz w:val="24"/>
-          <w:szCs w:val="24"/>
-          <w:rtl w:val="0"/>
-        </w:rPr>
-        <w:t xml:space="preserve">00</w:t>
-      </w:r>
-      <w:r>
-        <w:rPr>
-          <w:rFonts w:ascii="Rawline" w:cs="Rawline" w:eastAsia="Rawline" w:hAnsi="Rawline"/>
-          <w:color w:val="000000"/>
-          <w:sz w:val="24"/>
-          <w:szCs w:val="24"/>
-          <w:rtl w:val="0"/>
-        </w:rPr>
-        <w:t xml:space="preserve">min, onde teria o comunicado</w:t>
+        <w:t xml:space="preserve">08h20min</w:t>
+      </w:r>
+      <w:r>
+        <w:rPr>
+          <w:rFonts w:ascii="Rawline" w:cs="Rawline" w:eastAsia="Rawline" w:hAnsi="Rawline"/>
+          <w:color w:val="000000"/>
+          <w:sz w:val="24"/>
+          <w:szCs w:val="24"/>
+          <w:rtl w:val="0"/>
+        </w:rPr>
+      </w:r>
+      <w:r>
+        <w:rPr>
+          <w:rFonts w:ascii="Rawline" w:cs="Rawline" w:eastAsia="Rawline" w:hAnsi="Rawline"/>
+          <w:color w:val="000000"/>
+          <w:sz w:val="24"/>
+          <w:szCs w:val="24"/>
+          <w:rtl w:val="0"/>
+        </w:rPr>
+      </w:r>
+      <w:r>
+        <w:rPr>
+          <w:rFonts w:ascii="Rawline" w:cs="Rawline" w:eastAsia="Rawline" w:hAnsi="Rawline"/>
+          <w:color w:val="000000"/>
+          <w:sz w:val="24"/>
+          <w:szCs w:val="24"/>
+          <w:rtl w:val="0"/>
+        </w:rPr>
+        <w:t>, onde teria o comunicado</w:t>
       </w:r>
       <w:r>
         <w:rPr>

--- a/pcd_automation/processos/PCD_2026_000345678_001_Ricardo_Nunes_Pereira_2026-03-09/07_relatorio_encarregado.docx
+++ b/pcd_automation/processos/PCD_2026_000345678_001_Ricardo_Nunes_Pereira_2026-03-09/07_relatorio_encarregado.docx
@@ -899,7 +899,7 @@
           <w:szCs w:val="24"/>
           <w:rtl w:val="0"/>
         </w:rPr>
-        <w:t xml:space="preserve">. Local: Ouro Preto/MG, Data/hora: 051352Mar26 - Qui Em serviço? NÃO</w:t>
+        <w:t xml:space="preserve">. Local: Ouro Preto/MG, Data/hora: 050820Mar26 - Qui Em serviço? NÃO</w:t>
       </w:r>
       <w:r>
         <w:rPr>

--- a/pcd_automation/processos/PCD_2026_000345678_001_Ricardo_Nunes_Pereira_2026-03-09/07_relatorio_encarregado.docx
+++ b/pcd_automation/processos/PCD_2026_000345678_001_Ricardo_Nunes_Pereira_2026-03-09/07_relatorio_encarregado.docx
@@ -553,7 +553,7 @@
           <w:szCs w:val="24"/>
           <w:rtl w:val="0"/>
         </w:rPr>
-        <w:t xml:space="preserve">N° 190.111-2, Cabo PM RICARDO NUNES PEREIRA, art. 13, inciso II, do CEDM (Lei 14.310/2002);</w:t>
+        <w:t xml:space="preserve">N° 190.111-2, Cabo PM RICARDO NUNES PEREIRA, art. 13, inciso XX, do CEDM (Lei 14.310/2002);</w:t>
       </w:r>
       <w:r>
         <w:rPr>
@@ -1602,7 +1602,7 @@
           <w:szCs w:val="24"/>
           <w:rtl w:val="0"/>
         </w:rPr>
-        <w:t xml:space="preserve">Nº 190.111-2, Cabo PM RICARDO NUNES PEREIRA, art. 13, inciso II, do CEDM (Lei 14.310/2002).</w:t>
+        <w:t xml:space="preserve">Nº 190.111-2, Cabo PM RICARDO NUNES PEREIRA, art. 13, inciso XX, do CEDM (Lei 14.310/2002).</w:t>
       </w:r>
       <w:r>
         <w:rPr>

--- a/pcd_automation/processos/PCD_2026_000345678_001_Ricardo_Nunes_Pereira_2026-03-09/07_relatorio_encarregado.docx
+++ b/pcd_automation/processos/PCD_2026_000345678_001_Ricardo_Nunes_Pereira_2026-03-09/07_relatorio_encarregado.docx
@@ -553,7 +553,7 @@
           <w:szCs w:val="24"/>
           <w:rtl w:val="0"/>
         </w:rPr>
-        <w:t xml:space="preserve">N° 190.111-2, Cabo PM RICARDO NUNES PEREIRA, art. 13, inciso XX, do CEDM (Lei 14.310/2002);</w:t>
+        <w:t xml:space="preserve">N° 190.111-2, Cabo PM RICARDO NUNES PEREIRA, art. 13, inciso XX, do CEDM (Lei 14.310/2002), de natureza grave, que tipifica a conduta de “faltar ao serviço”;</w:t>
       </w:r>
       <w:r>
         <w:rPr>
@@ -1602,7 +1602,7 @@
           <w:szCs w:val="24"/>
           <w:rtl w:val="0"/>
         </w:rPr>
-        <w:t xml:space="preserve">Nº 190.111-2, Cabo PM RICARDO NUNES PEREIRA, art. 13, inciso XX, do CEDM (Lei 14.310/2002).</w:t>
+        <w:t xml:space="preserve">Nº 190.111-2, Cabo PM RICARDO NUNES PEREIRA, art. 13, inciso XX, do CEDM (Lei 14.310/2002), de natureza grave, que tipifica a conduta de “faltar ao serviço”.</w:t>
       </w:r>
       <w:r>
         <w:rPr>
